--- a/plasturgie/injection/le_cycle_d_injection_evaluation_01.docx
+++ b/plasturgie/injection/le_cycle_d_injection_evaluation_01.docx
@@ -2349,8 +2349,8 @@
         <w:noProof/>
       </w:rPr>
       <w:pict>
-        <v:shape id="_x0000_s2091" type="#_x0000_t202" style="position:absolute;margin-left:-.2pt;margin-top:-6.65pt;width:127.55pt;height:84.75pt;z-index:251681792;mso-width-relative:margin;mso-height-relative:margin;v-text-anchor:middle" filled="f" stroked="f">
-          <v:textbox style="mso-next-textbox:#_x0000_s2091" inset="0,2.5mm,0,0">
+        <v:shape id="_x0000_s2091" type="#_x0000_t202" style="position:absolute;margin-left:-.2pt;margin-top:-6.5pt;width:127.55pt;height:84.75pt;z-index:251681792;mso-width-relative:margin;mso-height-relative:margin;v-text-anchor:middle" filled="f" stroked="f">
+          <v:textbox style="mso-next-textbox:#_x0000_s2091" inset="0,0,0,0">
             <w:txbxContent>
               <w:p>
                 <w:pPr>
@@ -2363,9 +2363,9 @@
                   </w:rPr>
                   <w:drawing>
                     <wp:inline distT="0" distB="0" distL="0" distR="0">
-                      <wp:extent cx="1343496" cy="931697"/>
-                      <wp:effectExtent l="0" t="0" r="0" b="0"/>
-                      <wp:docPr id="1" name="Image 1" descr="logo_lycee.png"/>
+                      <wp:extent cx="1440000" cy="838130"/>
+                      <wp:effectExtent l="19050" t="0" r="7800" b="0"/>
+                      <wp:docPr id="4" name="Image 1" descr="logo.png"/>
                       <wp:cNvGraphicFramePr>
                         <a:graphicFrameLocks xmlns:a="http://schemas.openxmlformats.org/drawingml/2006/main" noChangeAspect="1"/>
                       </wp:cNvGraphicFramePr>
@@ -2373,7 +2373,7 @@
                         <a:graphicData uri="http://schemas.openxmlformats.org/drawingml/2006/picture">
                           <pic:pic xmlns:pic="http://schemas.openxmlformats.org/drawingml/2006/picture">
                             <pic:nvPicPr>
-                              <pic:cNvPr id="0" name="logo_lycee.png"/>
+                              <pic:cNvPr id="0" name="logo.png"/>
                               <pic:cNvPicPr/>
                             </pic:nvPicPr>
                             <pic:blipFill>
@@ -2385,7 +2385,7 @@
                             <pic:spPr>
                               <a:xfrm>
                                 <a:off x="0" y="0"/>
-                                <a:ext cx="1344374" cy="932306"/>
+                                <a:ext cx="1440000" cy="838130"/>
                               </a:xfrm>
                               <a:prstGeom prst="rect">
                                 <a:avLst/>
